--- a/model_fitting/2010/parity_distribution_report.docx
+++ b/model_fitting/2010/parity_distribution_report.docx
@@ -205,7 +205,7 @@
               <w:jc w:val="center"/>
             </w:pPr>
             <w:r>
-              <w:t>141,383</w:t>
+              <w:t>128,521</w:t>
             </w:r>
           </w:p>
         </w:tc>
@@ -218,7 +218,7 @@
               <w:jc w:val="center"/>
             </w:pPr>
             <w:r>
-              <w:t>44.42%</w:t>
+              <w:t>42.52%</w:t>
             </w:r>
           </w:p>
         </w:tc>
@@ -231,7 +231,7 @@
               <w:jc w:val="center"/>
             </w:pPr>
             <w:r>
-              <w:t>44.42%</w:t>
+              <w:t>42.52%</w:t>
             </w:r>
           </w:p>
         </w:tc>
@@ -272,7 +272,7 @@
               <w:jc w:val="center"/>
             </w:pPr>
             <w:r>
-              <w:t>108,642</w:t>
+              <w:t>110,651</w:t>
             </w:r>
           </w:p>
         </w:tc>
@@ -285,7 +285,7 @@
               <w:jc w:val="center"/>
             </w:pPr>
             <w:r>
-              <w:t>34.13%</w:t>
+              <w:t>36.61%</w:t>
             </w:r>
           </w:p>
         </w:tc>
@@ -298,7 +298,7 @@
               <w:jc w:val="center"/>
             </w:pPr>
             <w:r>
-              <w:t>78.55%</w:t>
+              <w:t>79.12%</w:t>
             </w:r>
           </w:p>
         </w:tc>
@@ -339,7 +339,7 @@
               <w:jc w:val="center"/>
             </w:pPr>
             <w:r>
-              <w:t>49,739</w:t>
+              <w:t>49,063</w:t>
             </w:r>
           </w:p>
         </w:tc>
@@ -352,7 +352,7 @@
               <w:jc w:val="center"/>
             </w:pPr>
             <w:r>
-              <w:t>15.63%</w:t>
+              <w:t>16.23%</w:t>
             </w:r>
           </w:p>
         </w:tc>
@@ -365,7 +365,7 @@
               <w:jc w:val="center"/>
             </w:pPr>
             <w:r>
-              <w:t>94.18%</w:t>
+              <w:t>95.35%</w:t>
             </w:r>
           </w:p>
         </w:tc>
@@ -406,7 +406,7 @@
               <w:jc w:val="center"/>
             </w:pPr>
             <w:r>
-              <w:t>12,941</w:t>
+              <w:t>10,845</w:t>
             </w:r>
           </w:p>
         </w:tc>
@@ -419,7 +419,7 @@
               <w:jc w:val="center"/>
             </w:pPr>
             <w:r>
-              <w:t>4.07%</w:t>
+              <w:t>3.59%</w:t>
             </w:r>
           </w:p>
         </w:tc>
@@ -432,7 +432,7 @@
               <w:jc w:val="center"/>
             </w:pPr>
             <w:r>
-              <w:t>98.25%</w:t>
+              <w:t>98.94%</w:t>
             </w:r>
           </w:p>
         </w:tc>
@@ -473,7 +473,7 @@
               <w:jc w:val="center"/>
             </w:pPr>
             <w:r>
-              <w:t>4,007</w:t>
+              <w:t>2,505</w:t>
             </w:r>
           </w:p>
         </w:tc>
@@ -486,7 +486,7 @@
               <w:jc w:val="center"/>
             </w:pPr>
             <w:r>
-              <w:t>1.26%</w:t>
+              <w:t>0.83%</w:t>
             </w:r>
           </w:p>
         </w:tc>
@@ -499,7 +499,7 @@
               <w:jc w:val="center"/>
             </w:pPr>
             <w:r>
-              <w:t>99.50%</w:t>
+              <w:t>99.77%</w:t>
             </w:r>
           </w:p>
         </w:tc>
@@ -540,7 +540,7 @@
               <w:jc w:val="center"/>
             </w:pPr>
             <w:r>
-              <w:t>1,040</w:t>
+              <w:t>503</w:t>
             </w:r>
           </w:p>
         </w:tc>
@@ -553,7 +553,7 @@
               <w:jc w:val="center"/>
             </w:pPr>
             <w:r>
-              <w:t>0.33%</w:t>
+              <w:t>0.17%</w:t>
             </w:r>
           </w:p>
         </w:tc>
@@ -566,7 +566,7 @@
               <w:jc w:val="center"/>
             </w:pPr>
             <w:r>
-              <w:t>99.83%</w:t>
+              <w:t>99.94%</w:t>
             </w:r>
           </w:p>
         </w:tc>
@@ -607,7 +607,7 @@
               <w:jc w:val="center"/>
             </w:pPr>
             <w:r>
-              <w:t>381</w:t>
+              <w:t>138</w:t>
             </w:r>
           </w:p>
         </w:tc>
@@ -620,7 +620,7 @@
               <w:jc w:val="center"/>
             </w:pPr>
             <w:r>
-              <w:t>0.12%</w:t>
+              <w:t>0.05%</w:t>
             </w:r>
           </w:p>
         </w:tc>
@@ -633,7 +633,7 @@
               <w:jc w:val="center"/>
             </w:pPr>
             <w:r>
-              <w:t>99.95%</w:t>
+              <w:t>99.98%</w:t>
             </w:r>
           </w:p>
         </w:tc>
@@ -674,7 +674,7 @@
               <w:jc w:val="center"/>
             </w:pPr>
             <w:r>
-              <w:t>124</w:t>
+              <w:t>36</w:t>
             </w:r>
           </w:p>
         </w:tc>
@@ -687,7 +687,7 @@
               <w:jc w:val="center"/>
             </w:pPr>
             <w:r>
-              <w:t>0.04%</w:t>
+              <w:t>0.01%</w:t>
             </w:r>
           </w:p>
         </w:tc>
@@ -741,7 +741,7 @@
               <w:jc w:val="center"/>
             </w:pPr>
             <w:r>
-              <w:t>33</w:t>
+              <w:t>16</w:t>
             </w:r>
           </w:p>
         </w:tc>
@@ -811,7 +811,7 @@
               <w:rPr>
                 <w:b/>
               </w:rPr>
-              <w:t>318,290</w:t>
+              <w:t>302,278</w:t>
             </w:r>
           </w:p>
         </w:tc>
